--- a/templates/CMIS/TB-KyQuy.docx
+++ b/templates/CMIS/TB-KyQuy.docx
@@ -2656,106 +2656,6 @@
         </w:rPr>
         <w:t xml:space="preserve">: </w:t>
       </w:r>
-      <w:proofErr w:type="spellStart"/>
-      <w:r>
-        <w:rPr>
-          <w:rFonts w:ascii="Times New Roman" w:hAnsi="Times New Roman"/>
-          <w:b/>
-          <w:sz w:val="26"/>
-          <w:szCs w:val="26"/>
-        </w:rPr>
-        <w:t>Ký</w:t>
-      </w:r>
-      <w:proofErr w:type="spellEnd"/>
-      <w:r>
-        <w:rPr>
-          <w:rFonts w:ascii="Times New Roman" w:hAnsi="Times New Roman"/>
-          <w:b/>
-          <w:sz w:val="26"/>
-          <w:szCs w:val="26"/>
-        </w:rPr>
-        <w:t xml:space="preserve"> </w:t>
-      </w:r>
-      <w:proofErr w:type="spellStart"/>
-      <w:r>
-        <w:rPr>
-          <w:rFonts w:ascii="Times New Roman" w:hAnsi="Times New Roman"/>
-          <w:b/>
-          <w:sz w:val="26"/>
-          <w:szCs w:val="26"/>
-        </w:rPr>
-        <w:t>quỹ</w:t>
-      </w:r>
-      <w:proofErr w:type="spellEnd"/>
-      <w:r>
-        <w:rPr>
-          <w:rFonts w:ascii="Times New Roman" w:hAnsi="Times New Roman"/>
-          <w:b/>
-          <w:sz w:val="26"/>
-          <w:szCs w:val="26"/>
-        </w:rPr>
-        <w:t xml:space="preserve"> </w:t>
-      </w:r>
-      <w:proofErr w:type="spellStart"/>
-      <w:r>
-        <w:rPr>
-          <w:rFonts w:ascii="Times New Roman" w:hAnsi="Times New Roman"/>
-          <w:b/>
-          <w:sz w:val="26"/>
-          <w:szCs w:val="26"/>
-        </w:rPr>
-        <w:t>sử</w:t>
-      </w:r>
-      <w:proofErr w:type="spellEnd"/>
-      <w:r>
-        <w:rPr>
-          <w:rFonts w:ascii="Times New Roman" w:hAnsi="Times New Roman"/>
-          <w:b/>
-          <w:sz w:val="26"/>
-          <w:szCs w:val="26"/>
-        </w:rPr>
-        <w:t xml:space="preserve"> </w:t>
-      </w:r>
-      <w:proofErr w:type="spellStart"/>
-      <w:r>
-        <w:rPr>
-          <w:rFonts w:ascii="Times New Roman" w:hAnsi="Times New Roman"/>
-          <w:b/>
-          <w:sz w:val="26"/>
-          <w:szCs w:val="26"/>
-        </w:rPr>
-        <w:t>dụng</w:t>
-      </w:r>
-      <w:proofErr w:type="spellEnd"/>
-      <w:r>
-        <w:rPr>
-          <w:rFonts w:ascii="Times New Roman" w:hAnsi="Times New Roman"/>
-          <w:b/>
-          <w:sz w:val="26"/>
-          <w:szCs w:val="26"/>
-        </w:rPr>
-        <w:t xml:space="preserve"> </w:t>
-      </w:r>
-      <w:proofErr w:type="spellStart"/>
-      <w:r>
-        <w:rPr>
-          <w:rFonts w:ascii="Times New Roman" w:hAnsi="Times New Roman"/>
-          <w:b/>
-          <w:sz w:val="26"/>
-          <w:szCs w:val="26"/>
-        </w:rPr>
-        <w:t>điện</w:t>
-      </w:r>
-      <w:proofErr w:type="spellEnd"/>
-      <w:r>
-        <w:rPr>
-          <w:rFonts w:ascii="Times New Roman" w:hAnsi="Times New Roman"/>
-          <w:b/>
-          <w:sz w:val="26"/>
-          <w:szCs w:val="26"/>
-        </w:rPr>
-        <w:t>.</w:t>
-      </w:r>
     </w:p>
     <w:p>
       <w:pPr>
@@ -3444,7 +3344,25 @@
           <w:sz w:val="26"/>
           <w:szCs w:val="26"/>
         </w:rPr>
-        <w:t xml:space="preserve"> Vietcombank chi </w:t>
+        <w:t xml:space="preserve"> </w:t>
+      </w:r>
+      <w:proofErr w:type="spellStart"/>
+      <w:r>
+        <w:rPr>
+          <w:rFonts w:ascii="Times New Roman" w:hAnsi="Times New Roman"/>
+          <w:sz w:val="26"/>
+          <w:szCs w:val="26"/>
+        </w:rPr>
+        <w:t>Vietcombank</w:t>
+      </w:r>
+      <w:proofErr w:type="spellEnd"/>
+      <w:r>
+        <w:rPr>
+          <w:rFonts w:ascii="Times New Roman" w:hAnsi="Times New Roman"/>
+          <w:sz w:val="26"/>
+          <w:szCs w:val="26"/>
+        </w:rPr>
+        <w:t xml:space="preserve"> chi </w:t>
       </w:r>
       <w:proofErr w:type="spellStart"/>
       <w:r>
@@ -4348,6 +4266,50 @@
     <w:lsdException w:name="Subtitle" w:qFormat="1"/>
     <w:lsdException w:name="Strong" w:qFormat="1"/>
     <w:lsdException w:name="Emphasis" w:qFormat="1"/>
+    <w:lsdException w:name="Normal Table" w:semiHidden="1" w:unhideWhenUsed="1"/>
+    <w:lsdException w:name="Table Simple 1" w:semiHidden="1" w:unhideWhenUsed="1"/>
+    <w:lsdException w:name="Table Simple 2" w:semiHidden="1" w:unhideWhenUsed="1"/>
+    <w:lsdException w:name="Table Simple 3" w:semiHidden="1" w:unhideWhenUsed="1"/>
+    <w:lsdException w:name="Table Classic 1" w:semiHidden="1" w:unhideWhenUsed="1"/>
+    <w:lsdException w:name="Table Classic 2" w:semiHidden="1" w:unhideWhenUsed="1"/>
+    <w:lsdException w:name="Table Classic 3" w:semiHidden="1" w:unhideWhenUsed="1"/>
+    <w:lsdException w:name="Table Classic 4" w:semiHidden="1" w:unhideWhenUsed="1"/>
+    <w:lsdException w:name="Table Colorful 1" w:semiHidden="1" w:unhideWhenUsed="1"/>
+    <w:lsdException w:name="Table Colorful 2" w:semiHidden="1" w:unhideWhenUsed="1"/>
+    <w:lsdException w:name="Table Colorful 3" w:semiHidden="1" w:unhideWhenUsed="1"/>
+    <w:lsdException w:name="Table Columns 1" w:semiHidden="1" w:unhideWhenUsed="1"/>
+    <w:lsdException w:name="Table Columns 2" w:semiHidden="1" w:unhideWhenUsed="1"/>
+    <w:lsdException w:name="Table Columns 3" w:semiHidden="1" w:unhideWhenUsed="1"/>
+    <w:lsdException w:name="Table Columns 4" w:semiHidden="1" w:unhideWhenUsed="1"/>
+    <w:lsdException w:name="Table Columns 5" w:semiHidden="1" w:unhideWhenUsed="1"/>
+    <w:lsdException w:name="Table Grid 1" w:semiHidden="1" w:unhideWhenUsed="1"/>
+    <w:lsdException w:name="Table Grid 2" w:semiHidden="1" w:unhideWhenUsed="1"/>
+    <w:lsdException w:name="Table Grid 3" w:semiHidden="1" w:unhideWhenUsed="1"/>
+    <w:lsdException w:name="Table Grid 4" w:semiHidden="1" w:unhideWhenUsed="1"/>
+    <w:lsdException w:name="Table Grid 5" w:semiHidden="1" w:unhideWhenUsed="1"/>
+    <w:lsdException w:name="Table Grid 6" w:semiHidden="1" w:unhideWhenUsed="1"/>
+    <w:lsdException w:name="Table Grid 7" w:semiHidden="1" w:unhideWhenUsed="1"/>
+    <w:lsdException w:name="Table Grid 8" w:semiHidden="1" w:unhideWhenUsed="1"/>
+    <w:lsdException w:name="Table List 1" w:semiHidden="1" w:unhideWhenUsed="1"/>
+    <w:lsdException w:name="Table List 2" w:semiHidden="1" w:unhideWhenUsed="1"/>
+    <w:lsdException w:name="Table List 3" w:semiHidden="1" w:unhideWhenUsed="1"/>
+    <w:lsdException w:name="Table List 4" w:semiHidden="1" w:unhideWhenUsed="1"/>
+    <w:lsdException w:name="Table List 5" w:semiHidden="1" w:unhideWhenUsed="1"/>
+    <w:lsdException w:name="Table List 6" w:semiHidden="1" w:unhideWhenUsed="1"/>
+    <w:lsdException w:name="Table List 7" w:semiHidden="1" w:unhideWhenUsed="1"/>
+    <w:lsdException w:name="Table List 8" w:semiHidden="1" w:unhideWhenUsed="1"/>
+    <w:lsdException w:name="Table 3D effects 1" w:semiHidden="1" w:unhideWhenUsed="1"/>
+    <w:lsdException w:name="Table 3D effects 2" w:semiHidden="1" w:unhideWhenUsed="1"/>
+    <w:lsdException w:name="Table 3D effects 3" w:semiHidden="1" w:unhideWhenUsed="1"/>
+    <w:lsdException w:name="Table Contemporary" w:semiHidden="1" w:unhideWhenUsed="1"/>
+    <w:lsdException w:name="Table Elegant" w:semiHidden="1" w:unhideWhenUsed="1"/>
+    <w:lsdException w:name="Table Professional" w:semiHidden="1" w:unhideWhenUsed="1"/>
+    <w:lsdException w:name="Table Subtle 1" w:semiHidden="1" w:unhideWhenUsed="1"/>
+    <w:lsdException w:name="Table Subtle 2" w:semiHidden="1" w:unhideWhenUsed="1"/>
+    <w:lsdException w:name="Table Web 1" w:semiHidden="1" w:unhideWhenUsed="1"/>
+    <w:lsdException w:name="Table Web 2" w:semiHidden="1" w:unhideWhenUsed="1"/>
+    <w:lsdException w:name="Table Web 3" w:semiHidden="1" w:unhideWhenUsed="1"/>
+    <w:lsdException w:name="Table Theme" w:semiHidden="1" w:unhideWhenUsed="1"/>
     <w:lsdException w:name="Placeholder Text" w:semiHidden="1" w:uiPriority="99"/>
     <w:lsdException w:name="No Spacing" w:uiPriority="1" w:qFormat="1"/>
     <w:lsdException w:name="Light Shading" w:uiPriority="60"/>
@@ -4581,11 +4543,15 @@
   </w:style>
   <w:style w:type="character" w:default="1" w:styleId="DefaultParagraphFont">
     <w:name w:val="Default Paragraph Font"/>
+    <w:uiPriority w:val="1"/>
     <w:semiHidden/>
+    <w:unhideWhenUsed/>
   </w:style>
   <w:style w:type="table" w:default="1" w:styleId="TableNormal">
     <w:name w:val="Normal Table"/>
+    <w:uiPriority w:val="99"/>
     <w:semiHidden/>
+    <w:unhideWhenUsed/>
     <w:tblPr>
       <w:tblInd w:w="0" w:type="dxa"/>
       <w:tblCellMar>
@@ -4598,7 +4564,9 @@
   </w:style>
   <w:style w:type="numbering" w:default="1" w:styleId="NoList">
     <w:name w:val="No List"/>
+    <w:uiPriority w:val="99"/>
     <w:semiHidden/>
+    <w:unhideWhenUsed/>
   </w:style>
   <w:style w:type="paragraph" w:styleId="Header">
     <w:name w:val="header"/>

--- a/templates/CMIS/TB-KyQuy.docx
+++ b/templates/CMIS/TB-KyQuy.docx
@@ -230,7 +230,6 @@
                 <w:szCs w:val="26"/>
               </w:rPr>
             </w:pPr>
-            <w:proofErr w:type="spellStart"/>
             <w:r>
               <w:rPr>
                 <w:rFonts w:ascii="Times New Roman" w:hAnsi="Times New Roman"/>
@@ -238,17 +237,7 @@
                 <w:sz w:val="26"/>
                 <w:szCs w:val="26"/>
               </w:rPr>
-              <w:t>Độc</w:t>
-            </w:r>
-            <w:proofErr w:type="spellEnd"/>
-            <w:r>
-              <w:rPr>
-                <w:rFonts w:ascii="Times New Roman" w:hAnsi="Times New Roman"/>
-                <w:b/>
-                <w:sz w:val="26"/>
-                <w:szCs w:val="26"/>
-              </w:rPr>
-              <w:t xml:space="preserve"> </w:t>
+              <w:t xml:space="preserve">Độc </w:t>
             </w:r>
             <w:proofErr w:type="spellStart"/>
             <w:r>
@@ -2584,7 +2573,6 @@
         </w:rPr>
         <w:t>}</w:t>
       </w:r>
-      <w:proofErr w:type="gramStart"/>
       <w:r>
         <w:rPr>
           <w:rFonts w:ascii="Times New Roman" w:hAnsi="Times New Roman"/>
@@ -2601,7 +2589,6 @@
         </w:rPr>
         <w:t>;</w:t>
       </w:r>
-      <w:proofErr w:type="gramEnd"/>
     </w:p>
     <w:p>
       <w:pPr>
@@ -3477,6 +3464,14 @@
           <w:szCs w:val="26"/>
         </w:rPr>
         <w:t xml:space="preserve"> dung: </w:t>
+      </w:r>
+      <w:r>
+        <w:rPr>
+          <w:rFonts w:ascii="Times New Roman" w:hAnsi="Times New Roman"/>
+          <w:sz w:val="26"/>
+          <w:szCs w:val="26"/>
+        </w:rPr>
+        <w:t>{</w:t>
       </w:r>
       <w:r>
         <w:rPr>
@@ -3753,7 +3748,6 @@
               <w:t xml:space="preserve">- Như </w:t>
             </w:r>
             <w:proofErr w:type="spellStart"/>
-            <w:proofErr w:type="gramStart"/>
             <w:r>
               <w:rPr>
                 <w:rFonts w:ascii="Times New Roman" w:hAnsi="Times New Roman"/>
@@ -3771,7 +3765,6 @@
               </w:rPr>
               <w:t>;</w:t>
             </w:r>
-            <w:proofErr w:type="gramEnd"/>
           </w:p>
           <w:p>
             <w:pPr>
@@ -3821,16 +3814,7 @@
                 <w:sz w:val="22"/>
                 <w:szCs w:val="22"/>
               </w:rPr>
-              <w:t xml:space="preserve">, </w:t>
-            </w:r>
-            <w:proofErr w:type="gramStart"/>
-            <w:r>
-              <w:rPr>
-                <w:rFonts w:ascii="Times New Roman" w:hAnsi="Times New Roman"/>
-                <w:sz w:val="22"/>
-                <w:szCs w:val="22"/>
-              </w:rPr>
-              <w:t>KD</w:t>
+              <w:t>, KD</w:t>
             </w:r>
             <w:r>
               <w:rPr>
@@ -3841,7 +3825,6 @@
               </w:rPr>
               <w:t>;</w:t>
             </w:r>
-            <w:proofErr w:type="gramEnd"/>
           </w:p>
           <w:p>
             <w:pPr>
